--- a/Informe_Formulario_JS.docx
+++ b/Informe_Formulario_JS.docx
@@ -16,7 +16,7 @@
           <w:lang w:val="es-ES_tradnl"/>
         </w:rPr>
         <w:drawing>
-          <wp:anchor distT="0" distB="0" distL="114300" distR="114300" simplePos="0" relativeHeight="251658240" behindDoc="1" locked="0" layoutInCell="1" allowOverlap="1" wp14:anchorId="2D66BE1D" wp14:editId="60BA5256">
+          <wp:anchor distT="0" distB="0" distL="114300" distR="114300" simplePos="0" relativeHeight="251658240" behindDoc="1" locked="0" layoutInCell="1" allowOverlap="1" wp14:anchorId="2D66BE1D" wp14:editId="0388D44F">
             <wp:simplePos x="0" y="0"/>
             <wp:positionH relativeFrom="column">
               <wp:posOffset>-589915</wp:posOffset>
@@ -1661,7 +1661,19 @@
           <w:rPr>
             <w:rStyle w:val="Hipervnculo"/>
           </w:rPr>
-          <w:t>https://grupodoce-aiep.github.io/formulario-js-aiep/</w:t>
+          <w:t>https://github.com/</w:t>
+        </w:r>
+        <w:r>
+          <w:rPr>
+            <w:rStyle w:val="Hipervnculo"/>
+          </w:rPr>
+          <w:t>g</w:t>
+        </w:r>
+        <w:r>
+          <w:rPr>
+            <w:rStyle w:val="Hipervnculo"/>
+          </w:rPr>
+          <w:t>ruposiete-aiep/formulario-js-aiep</w:t>
         </w:r>
       </w:hyperlink>
     </w:p>
@@ -1687,7 +1699,7 @@
           <w:rPr>
             <w:rStyle w:val="Hipervnculo"/>
           </w:rPr>
-          <w:t>https://github.com/grupodoce-aiep/formulario-js-aiep/blob/main/script.js</w:t>
+          <w:t>https://github.com/gruposiete-aiep/formulario-js-aiep/blob/main/script.js</w:t>
         </w:r>
       </w:hyperlink>
     </w:p>
@@ -1773,12 +1785,17 @@
         <w:t xml:space="preserve"> código JavaScript implementa la validación del formulario utilizando la API nativa de HTML5 mediante el método </w:t>
       </w:r>
       <w:proofErr w:type="spellStart"/>
+      <w:proofErr w:type="gramStart"/>
       <w:r>
         <w:t>checkValidity</w:t>
       </w:r>
       <w:proofErr w:type="spellEnd"/>
       <w:r>
-        <w:t>(), el cual verifica que cada campo cumpla con las restricciones definidas directamente en el HTML (</w:t>
+        <w:t>(</w:t>
+      </w:r>
+      <w:proofErr w:type="gramEnd"/>
+      <w:r>
+        <w:t>), el cual verifica que cada campo cumpla con las restricciones definidas directamente en el HTML (</w:t>
       </w:r>
       <w:proofErr w:type="spellStart"/>
       <w:r>
@@ -1891,15 +1908,28 @@
       </w:r>
       <w:proofErr w:type="spellEnd"/>
       <w:r>
-        <w:t>. Incluye una posibilidad de error aleatorio del 30% para simular un fallo en el servidor, manejando ambos escenarios con .</w:t>
+        <w:t xml:space="preserve">. Incluye una posibilidad de error aleatorio del 30% para simular un fallo en el servidor, manejando ambos escenarios </w:t>
+      </w:r>
+      <w:proofErr w:type="gramStart"/>
+      <w:r>
+        <w:t>con .</w:t>
       </w:r>
       <w:proofErr w:type="spellStart"/>
       <w:r>
         <w:t>then</w:t>
       </w:r>
       <w:proofErr w:type="spellEnd"/>
-      <w:r>
-        <w:t>() para el éxito y .catch() para el error.</w:t>
+      <w:proofErr w:type="gramEnd"/>
+      <w:r>
+        <w:t xml:space="preserve">() para el éxito </w:t>
+      </w:r>
+      <w:proofErr w:type="gramStart"/>
+      <w:r>
+        <w:t>y .catch</w:t>
+      </w:r>
+      <w:proofErr w:type="gramEnd"/>
+      <w:r>
+        <w:t>() para el error.</w:t>
       </w:r>
     </w:p>
     <w:p>
@@ -2119,6 +2149,7 @@
         <w:t xml:space="preserve">. Mediante </w:t>
       </w:r>
       <w:proofErr w:type="spellStart"/>
+      <w:proofErr w:type="gramStart"/>
       <w:r>
         <w:rPr>
           <w:rFonts w:ascii="Verdana" w:eastAsiaTheme="minorEastAsia" w:hAnsi="Verdana" w:cstheme="majorBidi"/>
@@ -2128,6 +2159,7 @@
         <w:t>e.preventDefault</w:t>
       </w:r>
       <w:proofErr w:type="spellEnd"/>
+      <w:proofErr w:type="gramEnd"/>
       <w:r>
         <w:rPr>
           <w:rFonts w:ascii="Verdana" w:eastAsiaTheme="minorEastAsia" w:hAnsi="Verdana" w:cstheme="majorBidi"/>
@@ -2137,6 +2169,7 @@
         <w:t xml:space="preserve">() se detuvo el comportamiento por defecto del navegador que sería recargar la página, permitiendo que JavaScript tome el control. Primero ejecuta </w:t>
       </w:r>
       <w:proofErr w:type="spellStart"/>
+      <w:proofErr w:type="gramStart"/>
       <w:r>
         <w:rPr>
           <w:rFonts w:ascii="Verdana" w:eastAsiaTheme="minorEastAsia" w:hAnsi="Verdana" w:cstheme="majorBidi"/>
@@ -2152,9 +2185,19 @@
           <w:color w:val="182844"/>
           <w:lang w:val="es-CL" w:eastAsia="en-US"/>
         </w:rPr>
-        <w:t xml:space="preserve">() y solo si retorna true llama a </w:t>
+        <w:t>(</w:t>
+      </w:r>
+      <w:proofErr w:type="gramEnd"/>
+      <w:r>
+        <w:rPr>
+          <w:rFonts w:ascii="Verdana" w:eastAsiaTheme="minorEastAsia" w:hAnsi="Verdana" w:cstheme="majorBidi"/>
+          <w:color w:val="182844"/>
+          <w:lang w:val="es-CL" w:eastAsia="en-US"/>
+        </w:rPr>
+        <w:t xml:space="preserve">) y solo si retorna true llama a </w:t>
       </w:r>
       <w:proofErr w:type="spellStart"/>
+      <w:proofErr w:type="gramStart"/>
       <w:r>
         <w:rPr>
           <w:rFonts w:ascii="Verdana" w:eastAsiaTheme="minorEastAsia" w:hAnsi="Verdana" w:cstheme="majorBidi"/>
@@ -2170,7 +2213,16 @@
           <w:color w:val="182844"/>
           <w:lang w:val="es-CL" w:eastAsia="en-US"/>
         </w:rPr>
-        <w:t>().</w:t>
+        <w:t>(</w:t>
+      </w:r>
+      <w:proofErr w:type="gramEnd"/>
+      <w:r>
+        <w:rPr>
+          <w:rFonts w:ascii="Verdana" w:eastAsiaTheme="minorEastAsia" w:hAnsi="Verdana" w:cstheme="majorBidi"/>
+          <w:color w:val="182844"/>
+          <w:lang w:val="es-CL" w:eastAsia="en-US"/>
+        </w:rPr>
+        <w:t>).</w:t>
       </w:r>
     </w:p>
     <w:p>
@@ -2279,6 +2331,7 @@
         <w:t xml:space="preserve">() decide aleatoriamente si el envío fue exitoso o fallido, y la promesa se resuelve con </w:t>
       </w:r>
       <w:proofErr w:type="spellStart"/>
+      <w:proofErr w:type="gramStart"/>
       <w:r>
         <w:rPr>
           <w:rFonts w:ascii="Verdana" w:eastAsiaTheme="minorEastAsia" w:hAnsi="Verdana" w:cstheme="majorBidi"/>
@@ -2294,9 +2347,19 @@
           <w:color w:val="182844"/>
           <w:lang w:val="es-CL" w:eastAsia="en-US"/>
         </w:rPr>
-        <w:t xml:space="preserve">() o se rechaza con </w:t>
+        <w:t>(</w:t>
+      </w:r>
+      <w:proofErr w:type="gramEnd"/>
+      <w:r>
+        <w:rPr>
+          <w:rFonts w:ascii="Verdana" w:eastAsiaTheme="minorEastAsia" w:hAnsi="Verdana" w:cstheme="majorBidi"/>
+          <w:color w:val="182844"/>
+          <w:lang w:val="es-CL" w:eastAsia="en-US"/>
+        </w:rPr>
+        <w:t xml:space="preserve">) o se rechaza con </w:t>
       </w:r>
       <w:proofErr w:type="spellStart"/>
+      <w:proofErr w:type="gramStart"/>
       <w:r>
         <w:rPr>
           <w:rFonts w:ascii="Verdana" w:eastAsiaTheme="minorEastAsia" w:hAnsi="Verdana" w:cstheme="majorBidi"/>
@@ -2312,7 +2375,16 @@
           <w:color w:val="182844"/>
           <w:lang w:val="es-CL" w:eastAsia="en-US"/>
         </w:rPr>
-        <w:t>() según corresponda.</w:t>
+        <w:t>(</w:t>
+      </w:r>
+      <w:proofErr w:type="gramEnd"/>
+      <w:r>
+        <w:rPr>
+          <w:rFonts w:ascii="Verdana" w:eastAsiaTheme="minorEastAsia" w:hAnsi="Verdana" w:cstheme="majorBidi"/>
+          <w:color w:val="182844"/>
+          <w:lang w:val="es-CL" w:eastAsia="en-US"/>
+        </w:rPr>
+        <w:t>) según corresponda.</w:t>
       </w:r>
     </w:p>
     <w:p>
@@ -2371,12 +2443,17 @@
         <w:t xml:space="preserve">. Se verifican tres condiciones usando </w:t>
       </w:r>
       <w:proofErr w:type="spellStart"/>
+      <w:proofErr w:type="gramStart"/>
       <w:r>
         <w:t>checkValidity</w:t>
       </w:r>
       <w:proofErr w:type="spellEnd"/>
       <w:r>
-        <w:t xml:space="preserve">(): </w:t>
+        <w:t>(</w:t>
+      </w:r>
+      <w:proofErr w:type="gramEnd"/>
+      <w:r>
+        <w:t xml:space="preserve">): </w:t>
       </w:r>
     </w:p>
     <w:p>
@@ -2670,11 +2747,19 @@
       </w:r>
       <w:proofErr w:type="spellEnd"/>
       <w:r>
-        <w:t xml:space="preserve">(). Este error es capturado por </w:t>
+        <w:t xml:space="preserve">(). Este error es capturado </w:t>
+      </w:r>
+      <w:proofErr w:type="gramStart"/>
+      <w:r>
+        <w:t xml:space="preserve">por </w:t>
       </w:r>
       <w:r>
         <w:lastRenderedPageBreak/>
-        <w:t>.catch() y muestra al usuario el mensaje "Error al conectar con el servidor. Intenta nuevamente." en color rojo en la sección de resultado.</w:t>
+        <w:t>.catch</w:t>
+      </w:r>
+      <w:proofErr w:type="gramEnd"/>
+      <w:r>
+        <w:t>() y muestra al usuario el mensaje "Error al conectar con el servidor. Intenta nuevamente." en color rojo en la sección de resultado.</w:t>
       </w:r>
     </w:p>
     <w:p/>
@@ -2908,7 +2993,15 @@
               <w:cnfStyle w:val="000000000000" w:firstRow="0" w:lastRow="0" w:firstColumn="0" w:lastColumn="0" w:oddVBand="0" w:evenVBand="0" w:oddHBand="0" w:evenHBand="0" w:firstRowFirstColumn="0" w:firstRowLastColumn="0" w:lastRowFirstColumn="0" w:lastRowLastColumn="0"/>
             </w:pPr>
             <w:r>
-              <w:t>Durante la promesa .catch()</w:t>
+              <w:t xml:space="preserve">Durante la </w:t>
+            </w:r>
+            <w:proofErr w:type="gramStart"/>
+            <w:r>
+              <w:t>promesa .catch</w:t>
+            </w:r>
+            <w:proofErr w:type="gramEnd"/>
+            <w:r>
+              <w:t>()</w:t>
             </w:r>
           </w:p>
         </w:tc>
@@ -3069,20 +3162,30 @@
               <w:t xml:space="preserve">Implementó </w:t>
             </w:r>
             <w:proofErr w:type="spellStart"/>
+            <w:proofErr w:type="gramStart"/>
             <w:r>
               <w:t>validarFormulario</w:t>
             </w:r>
             <w:proofErr w:type="spellEnd"/>
             <w:r>
-              <w:t xml:space="preserve">() con </w:t>
+              <w:t>(</w:t>
+            </w:r>
+            <w:proofErr w:type="gramEnd"/>
+            <w:r>
+              <w:t xml:space="preserve">) con </w:t>
             </w:r>
             <w:proofErr w:type="spellStart"/>
+            <w:proofErr w:type="gramStart"/>
             <w:r>
               <w:t>checkValidity</w:t>
             </w:r>
             <w:proofErr w:type="spellEnd"/>
             <w:r>
-              <w:t xml:space="preserve">() y los eventos </w:t>
+              <w:t>(</w:t>
+            </w:r>
+            <w:proofErr w:type="gramEnd"/>
+            <w:r>
+              <w:t xml:space="preserve">) y los eventos </w:t>
             </w:r>
             <w:proofErr w:type="spellStart"/>
             <w:r>
@@ -3141,12 +3244,17 @@
               <w:t xml:space="preserve">Desarrolló </w:t>
             </w:r>
             <w:proofErr w:type="spellStart"/>
+            <w:proofErr w:type="gramStart"/>
             <w:r>
               <w:t>enviarDatos</w:t>
             </w:r>
             <w:proofErr w:type="spellEnd"/>
             <w:r>
-              <w:t>() con la promesa, manejo de errores</w:t>
+              <w:t>(</w:t>
+            </w:r>
+            <w:proofErr w:type="gramEnd"/>
+            <w:r>
+              <w:t>) con la promesa, manejo de errores</w:t>
             </w:r>
             <w:r>
               <w:t>.</w:t>
@@ -11692,257 +11800,6 @@
 </file>
 
 <file path=customXml/item2.xml><?xml version="1.0" encoding="utf-8"?>
-<p:properties xmlns:p="http://schemas.microsoft.com/office/2006/metadata/properties" xmlns:xsi="http://www.w3.org/2001/XMLSchema-instance" xmlns:pc="http://schemas.microsoft.com/office/infopath/2007/PartnerControls">
-  <documentManagement>
-    <lcf76f155ced4ddcb4097134ff3c332f xmlns="f9d6f6a8-4c53-4eb2-bc43-5970dc157c21">
-      <Terms xmlns="http://schemas.microsoft.com/office/infopath/2007/PartnerControls"/>
-    </lcf76f155ced4ddcb4097134ff3c332f>
-    <Prueba xmlns="f9d6f6a8-4c53-4eb2-bc43-5970dc157c21" xsi:nil="true"/>
-    <Estado xmlns="f9d6f6a8-4c53-4eb2-bc43-5970dc157c21" xsi:nil="true"/>
-    <TaxCatchAll xmlns="cde5a5e2-932b-4139-8354-a8de2ed6db86" xsi:nil="true"/>
-    <Fecha_x0020__x00fa_ltimo_x0020_recurso xmlns="f9d6f6a8-4c53-4eb2-bc43-5970dc157c21" xsi:nil="true"/>
-    <_Flow_SignoffStatus xmlns="f9d6f6a8-4c53-4eb2-bc43-5970dc157c21" xsi:nil="true"/>
-  </documentManagement>
-</p:properties>
-</file>
-
-<file path=customXml/item3.xml><?xml version="1.0" encoding="utf-8"?>
-<?mso-contentType ?>
-<FormTemplates xmlns="http://schemas.microsoft.com/sharepoint/v3/contenttype/forms">
-  <Display>DocumentLibraryForm</Display>
-  <Edit>DocumentLibraryForm</Edit>
-  <New>DocumentLibraryForm</New>
-</FormTemplates>
-</file>
-
-<file path=customXml/item4.xml><?xml version="1.0" encoding="utf-8"?>
-<b:Sources xmlns:b="http://schemas.openxmlformats.org/officeDocument/2006/bibliography" xmlns="http://schemas.openxmlformats.org/officeDocument/2006/bibliography" SelectedStyle="\APASixthEditionOfficeOnline.xsl" StyleName="APA" Version="6">
-  <b:Source>
-    <b:Tag>Pér95</b:Tag>
-    <b:SourceType>Book</b:SourceType>
-    <b:Guid>{32271202-8109-4FB3-ACB0-157EB1C86CBA}</b:Guid>
-    <b:Title>Diccionario de música y los músicos</b:Title>
-    <b:Year>1995</b:Year>
-    <b:Author>
-      <b:Author>
-        <b:NameList>
-          <b:Person>
-            <b:Last>Pérez</b:Last>
-            <b:First>Mariano</b:First>
-          </b:Person>
-        </b:NameList>
-      </b:Author>
-    </b:Author>
-    <b:City>Madrid, España</b:City>
-    <b:Publisher>ISTMO</b:Publisher>
-    <b:RefOrder>1</b:RefOrder>
-  </b:Source>
-  <b:Source>
-    <b:Tag>Mic09</b:Tag>
-    <b:SourceType>Book</b:SourceType>
-    <b:Guid>{C7217582-EA62-4E10-B084-1B6025A57317}</b:Guid>
-    <b:Author>
-      <b:Author>
-        <b:NameList>
-          <b:Person>
-            <b:Last>Michels</b:Last>
-            <b:First>Ulrich</b:First>
-          </b:Person>
-        </b:NameList>
-      </b:Author>
-    </b:Author>
-    <b:Title>Atlas de Música</b:Title>
-    <b:Year>2009</b:Year>
-    <b:City>Madrid, España</b:City>
-    <b:Publisher>Alianza</b:Publisher>
-    <b:RefOrder>2</b:RefOrder>
-  </b:Source>
-  <b:Source>
-    <b:Tag>Sch84</b:Tag>
-    <b:SourceType>Book</b:SourceType>
-    <b:Guid>{515381C7-E447-400F-AEE4-E672A78D873A}</b:Guid>
-    <b:Author>
-      <b:Author>
-        <b:NameList>
-          <b:Person>
-            <b:Last>Scholes</b:Last>
-            <b:First>Percy</b:First>
-            <b:Middle>A.</b:Middle>
-          </b:Person>
-        </b:NameList>
-      </b:Author>
-    </b:Author>
-    <b:Title>Diccionario Oxford de la Música</b:Title>
-    <b:Year>1984</b:Year>
-    <b:City>Barcelona</b:City>
-    <b:Publisher>Edhasa / Hermes / Sudamericana</b:Publisher>
-    <b:RefOrder>3</b:RefOrder>
-  </b:Source>
-  <b:Source>
-    <b:Tag>Aba06</b:Tag>
-    <b:SourceType>Book</b:SourceType>
-    <b:Guid>{22C0D145-E61B-4CF0-A18D-4F0A37AF2CD3}</b:Guid>
-    <b:Author>
-      <b:Author>
-        <b:NameList>
-          <b:Person>
-            <b:Last>Abad</b:Last>
-            <b:First>Federico</b:First>
-          </b:Person>
-        </b:NameList>
-      </b:Author>
-    </b:Author>
-    <b:Title>¿Do re qué?</b:Title>
-    <b:Year>2006</b:Year>
-    <b:City>Córdoba</b:City>
-    <b:Publisher>Berenice</b:Publisher>
-    <b:RefOrder>4</b:RefOrder>
-  </b:Source>
-  <b:Source>
-    <b:Tag>Hin09</b:Tag>
-    <b:SourceType>Book</b:SourceType>
-    <b:Guid>{84A9AE48-FBFA-4E4F-96CA-568BC75C0A9B}</b:Guid>
-    <b:Author>
-      <b:Author>
-        <b:NameList>
-          <b:Person>
-            <b:Last>Hindemith</b:Last>
-            <b:First>Paul</b:First>
-          </b:Person>
-        </b:NameList>
-      </b:Author>
-    </b:Author>
-    <b:Title>Armonía tradicional</b:Title>
-    <b:Year>2009</b:Year>
-    <b:City>Bueno Aires</b:City>
-    <b:Publisher>RICORDI AMERICANA</b:Publisher>
-    <b:RefOrder>5</b:RefOrder>
-  </b:Source>
-  <b:Source>
-    <b:Tag>War20</b:Tag>
-    <b:SourceType>InternetSite</b:SourceType>
-    <b:Guid>{F782FD81-09C8-47F5-84C4-C021B96F8623}</b:Guid>
-    <b:Title>Tecnolandia</b:Title>
-    <b:Year>2020</b:Year>
-    <b:Month>09</b:Month>
-    <b:Day>28</b:Day>
-    <b:Author>
-      <b:Author>
-        <b:NameList>
-          <b:Person>
-            <b:Last>Rachele</b:Last>
-            <b:First>Warren</b:First>
-          </b:Person>
-        </b:NameList>
-      </b:Author>
-    </b:Author>
-    <b:URL>https://techlandia.com/ejemplos-programas-administracion-bases-datos-lista_126285/</b:URL>
-    <b:RefOrder>1</b:RefOrder>
-  </b:Source>
-  <b:Source>
-    <b:Tag>Dum20</b:Tag>
-    <b:SourceType>Misc</b:SourceType>
-    <b:Guid>{F8B757B6-F16A-46A4-AF69-C2657C8663E5}</b:Guid>
-    <b:Title>Elaboración Propia</b:Title>
-    <b:Year>2020</b:Year>
-    <b:City>Santiago</b:City>
-    <b:Author>
-      <b:Author>
-        <b:NameList>
-          <b:Person>
-            <b:Last>Dumuihual</b:Last>
-            <b:First>Carlos</b:First>
-          </b:Person>
-        </b:NameList>
-      </b:Author>
-    </b:Author>
-    <b:CountryRegion>Chile</b:CountryRegion>
-    <b:RefOrder>2</b:RefOrder>
-  </b:Source>
-  <b:Source>
-    <b:Tag>Car20</b:Tag>
-    <b:SourceType>Misc</b:SourceType>
-    <b:Guid>{754814B7-3F33-4C7A-B093-8ABDCF45B412}</b:Guid>
-    <b:Title>Para el Módulo de Taller de Contabilidad Financiera</b:Title>
-    <b:Year>2020</b:Year>
-    <b:Publisher>AIEP</b:Publisher>
-    <b:Author>
-      <b:Author>
-        <b:NameList>
-          <b:Person>
-            <b:Last>Dumuihual Arancibia</b:Last>
-            <b:Middle>José</b:Middle>
-            <b:First>Carlos</b:First>
-          </b:Person>
-        </b:NameList>
-      </b:Author>
-    </b:Author>
-    <b:RefOrder>3</b:RefOrder>
-  </b:Source>
-  <b:Source>
-    <b:Tag>IAS19</b:Tag>
-    <b:SourceType>Book</b:SourceType>
-    <b:Guid>{C3180E00-F00B-427F-9FE4-E4494E5E4505}</b:Guid>
-    <b:Title>Normas Internacionales de Información Financiera</b:Title>
-    <b:Year>2019</b:Year>
-    <b:Publisher>IFRS Foundation</b:Publisher>
-    <b:Author>
-      <b:Author>
-        <b:NameList>
-          <b:Person>
-            <b:Last>IASB</b:Last>
-          </b:Person>
-        </b:NameList>
-      </b:Author>
-    </b:Author>
-    <b:RefOrder>4</b:RefOrder>
-  </b:Source>
-  <b:Source>
-    <b:Tag>Int19</b:Tag>
-    <b:SourceType>Book</b:SourceType>
-    <b:Guid>{CFF831F8-BAEC-40A2-83F8-AEBF5C76A5B7}</b:Guid>
-    <b:Title>Las Normas NIIF Ilustradas Parte A</b:Title>
-    <b:Year>2019</b:Year>
-    <b:City>Londrés</b:City>
-    <b:Publisher>IFRS Foundation</b:Publisher>
-    <b:Author>
-      <b:Author>
-        <b:NameList>
-          <b:Person>
-            <b:Last>IASB</b:Last>
-            <b:First>International</b:First>
-            <b:Middle>Accounting Standards Board</b:Middle>
-          </b:Person>
-        </b:NameList>
-      </b:Author>
-    </b:Author>
-    <b:RefOrder>5</b:RefOrder>
-  </b:Source>
-  <b:Source>
-    <b:Tag>Pab20</b:Tag>
-    <b:SourceType>DocumentFromInternetSite</b:SourceType>
-    <b:Guid>{1BD8F27E-ACAE-4A72-A6A2-DB7078A4247C}</b:Guid>
-    <b:Author>
-      <b:Author>
-        <b:NameList>
-          <b:Person>
-            <b:Last>Poggi</b:Last>
-            <b:First>Pablo</b:First>
-          </b:Person>
-        </b:NameList>
-      </b:Author>
-    </b:Author>
-    <b:Title>Difusión DF</b:Title>
-    <b:Year>2020</b:Year>
-    <b:Month>09</b:Month>
-    <b:Day>28</b:Day>
-    <b:URL>http://difusion.df.uba.ar/ConectarIgualdad/planilla%20de%20calculo.pdf</b:URL>
-    <b:RefOrder>6</b:RefOrder>
-  </b:Source>
-</b:Sources>
-</file>
-
-<file path=customXml/item5.xml><?xml version="1.0" encoding="utf-8"?>
 <ct:contentTypeSchema xmlns:ct="http://schemas.microsoft.com/office/2006/metadata/contentType" xmlns:ma="http://schemas.microsoft.com/office/2006/metadata/properties/metaAttributes" ct:_="" ma:_="" ma:contentTypeName="Documento" ma:contentTypeID="0x010100FBEC16E57C49FB4C8FC2068EAA100277" ma:contentTypeVersion="29" ma:contentTypeDescription="Crear nuevo documento." ma:contentTypeScope="" ma:versionID="213e68402eea7ee67e92a7e85787514f">
   <xsd:schema xmlns:xsd="http://www.w3.org/2001/XMLSchema" xmlns:xs="http://www.w3.org/2001/XMLSchema" xmlns:p="http://schemas.microsoft.com/office/2006/metadata/properties" xmlns:ns2="f9d6f6a8-4c53-4eb2-bc43-5970dc157c21" xmlns:ns3="cde5a5e2-932b-4139-8354-a8de2ed6db86" targetNamespace="http://schemas.microsoft.com/office/2006/metadata/properties" ma:root="true" ma:fieldsID="cae16da778cf5b9ab526a32f8390a014" ns2:_="" ns3:_="">
     <xsd:import namespace="f9d6f6a8-4c53-4eb2-bc43-5970dc157c21"/>
@@ -12228,6 +12085,257 @@
 </ct:contentTypeSchema>
 </file>
 
+<file path=customXml/item3.xml><?xml version="1.0" encoding="utf-8"?>
+<b:Sources xmlns:b="http://schemas.openxmlformats.org/officeDocument/2006/bibliography" xmlns="http://schemas.openxmlformats.org/officeDocument/2006/bibliography" SelectedStyle="\APASixthEditionOfficeOnline.xsl" StyleName="APA" Version="6">
+  <b:Source>
+    <b:Tag>Pér95</b:Tag>
+    <b:SourceType>Book</b:SourceType>
+    <b:Guid>{32271202-8109-4FB3-ACB0-157EB1C86CBA}</b:Guid>
+    <b:Title>Diccionario de música y los músicos</b:Title>
+    <b:Year>1995</b:Year>
+    <b:Author>
+      <b:Author>
+        <b:NameList>
+          <b:Person>
+            <b:Last>Pérez</b:Last>
+            <b:First>Mariano</b:First>
+          </b:Person>
+        </b:NameList>
+      </b:Author>
+    </b:Author>
+    <b:City>Madrid, España</b:City>
+    <b:Publisher>ISTMO</b:Publisher>
+    <b:RefOrder>1</b:RefOrder>
+  </b:Source>
+  <b:Source>
+    <b:Tag>Mic09</b:Tag>
+    <b:SourceType>Book</b:SourceType>
+    <b:Guid>{C7217582-EA62-4E10-B084-1B6025A57317}</b:Guid>
+    <b:Author>
+      <b:Author>
+        <b:NameList>
+          <b:Person>
+            <b:Last>Michels</b:Last>
+            <b:First>Ulrich</b:First>
+          </b:Person>
+        </b:NameList>
+      </b:Author>
+    </b:Author>
+    <b:Title>Atlas de Música</b:Title>
+    <b:Year>2009</b:Year>
+    <b:City>Madrid, España</b:City>
+    <b:Publisher>Alianza</b:Publisher>
+    <b:RefOrder>2</b:RefOrder>
+  </b:Source>
+  <b:Source>
+    <b:Tag>Sch84</b:Tag>
+    <b:SourceType>Book</b:SourceType>
+    <b:Guid>{515381C7-E447-400F-AEE4-E672A78D873A}</b:Guid>
+    <b:Author>
+      <b:Author>
+        <b:NameList>
+          <b:Person>
+            <b:Last>Scholes</b:Last>
+            <b:First>Percy</b:First>
+            <b:Middle>A.</b:Middle>
+          </b:Person>
+        </b:NameList>
+      </b:Author>
+    </b:Author>
+    <b:Title>Diccionario Oxford de la Música</b:Title>
+    <b:Year>1984</b:Year>
+    <b:City>Barcelona</b:City>
+    <b:Publisher>Edhasa / Hermes / Sudamericana</b:Publisher>
+    <b:RefOrder>3</b:RefOrder>
+  </b:Source>
+  <b:Source>
+    <b:Tag>Aba06</b:Tag>
+    <b:SourceType>Book</b:SourceType>
+    <b:Guid>{22C0D145-E61B-4CF0-A18D-4F0A37AF2CD3}</b:Guid>
+    <b:Author>
+      <b:Author>
+        <b:NameList>
+          <b:Person>
+            <b:Last>Abad</b:Last>
+            <b:First>Federico</b:First>
+          </b:Person>
+        </b:NameList>
+      </b:Author>
+    </b:Author>
+    <b:Title>¿Do re qué?</b:Title>
+    <b:Year>2006</b:Year>
+    <b:City>Córdoba</b:City>
+    <b:Publisher>Berenice</b:Publisher>
+    <b:RefOrder>4</b:RefOrder>
+  </b:Source>
+  <b:Source>
+    <b:Tag>Hin09</b:Tag>
+    <b:SourceType>Book</b:SourceType>
+    <b:Guid>{84A9AE48-FBFA-4E4F-96CA-568BC75C0A9B}</b:Guid>
+    <b:Author>
+      <b:Author>
+        <b:NameList>
+          <b:Person>
+            <b:Last>Hindemith</b:Last>
+            <b:First>Paul</b:First>
+          </b:Person>
+        </b:NameList>
+      </b:Author>
+    </b:Author>
+    <b:Title>Armonía tradicional</b:Title>
+    <b:Year>2009</b:Year>
+    <b:City>Bueno Aires</b:City>
+    <b:Publisher>RICORDI AMERICANA</b:Publisher>
+    <b:RefOrder>5</b:RefOrder>
+  </b:Source>
+  <b:Source>
+    <b:Tag>War20</b:Tag>
+    <b:SourceType>InternetSite</b:SourceType>
+    <b:Guid>{F782FD81-09C8-47F5-84C4-C021B96F8623}</b:Guid>
+    <b:Title>Tecnolandia</b:Title>
+    <b:Year>2020</b:Year>
+    <b:Month>09</b:Month>
+    <b:Day>28</b:Day>
+    <b:Author>
+      <b:Author>
+        <b:NameList>
+          <b:Person>
+            <b:Last>Rachele</b:Last>
+            <b:First>Warren</b:First>
+          </b:Person>
+        </b:NameList>
+      </b:Author>
+    </b:Author>
+    <b:URL>https://techlandia.com/ejemplos-programas-administracion-bases-datos-lista_126285/</b:URL>
+    <b:RefOrder>1</b:RefOrder>
+  </b:Source>
+  <b:Source>
+    <b:Tag>Dum20</b:Tag>
+    <b:SourceType>Misc</b:SourceType>
+    <b:Guid>{F8B757B6-F16A-46A4-AF69-C2657C8663E5}</b:Guid>
+    <b:Title>Elaboración Propia</b:Title>
+    <b:Year>2020</b:Year>
+    <b:City>Santiago</b:City>
+    <b:Author>
+      <b:Author>
+        <b:NameList>
+          <b:Person>
+            <b:Last>Dumuihual</b:Last>
+            <b:First>Carlos</b:First>
+          </b:Person>
+        </b:NameList>
+      </b:Author>
+    </b:Author>
+    <b:CountryRegion>Chile</b:CountryRegion>
+    <b:RefOrder>2</b:RefOrder>
+  </b:Source>
+  <b:Source>
+    <b:Tag>Car20</b:Tag>
+    <b:SourceType>Misc</b:SourceType>
+    <b:Guid>{754814B7-3F33-4C7A-B093-8ABDCF45B412}</b:Guid>
+    <b:Title>Para el Módulo de Taller de Contabilidad Financiera</b:Title>
+    <b:Year>2020</b:Year>
+    <b:Publisher>AIEP</b:Publisher>
+    <b:Author>
+      <b:Author>
+        <b:NameList>
+          <b:Person>
+            <b:Last>Dumuihual Arancibia</b:Last>
+            <b:Middle>José</b:Middle>
+            <b:First>Carlos</b:First>
+          </b:Person>
+        </b:NameList>
+      </b:Author>
+    </b:Author>
+    <b:RefOrder>3</b:RefOrder>
+  </b:Source>
+  <b:Source>
+    <b:Tag>IAS19</b:Tag>
+    <b:SourceType>Book</b:SourceType>
+    <b:Guid>{C3180E00-F00B-427F-9FE4-E4494E5E4505}</b:Guid>
+    <b:Title>Normas Internacionales de Información Financiera</b:Title>
+    <b:Year>2019</b:Year>
+    <b:Publisher>IFRS Foundation</b:Publisher>
+    <b:Author>
+      <b:Author>
+        <b:NameList>
+          <b:Person>
+            <b:Last>IASB</b:Last>
+          </b:Person>
+        </b:NameList>
+      </b:Author>
+    </b:Author>
+    <b:RefOrder>4</b:RefOrder>
+  </b:Source>
+  <b:Source>
+    <b:Tag>Int19</b:Tag>
+    <b:SourceType>Book</b:SourceType>
+    <b:Guid>{CFF831F8-BAEC-40A2-83F8-AEBF5C76A5B7}</b:Guid>
+    <b:Title>Las Normas NIIF Ilustradas Parte A</b:Title>
+    <b:Year>2019</b:Year>
+    <b:City>Londrés</b:City>
+    <b:Publisher>IFRS Foundation</b:Publisher>
+    <b:Author>
+      <b:Author>
+        <b:NameList>
+          <b:Person>
+            <b:Last>IASB</b:Last>
+            <b:First>International</b:First>
+            <b:Middle>Accounting Standards Board</b:Middle>
+          </b:Person>
+        </b:NameList>
+      </b:Author>
+    </b:Author>
+    <b:RefOrder>5</b:RefOrder>
+  </b:Source>
+  <b:Source>
+    <b:Tag>Pab20</b:Tag>
+    <b:SourceType>DocumentFromInternetSite</b:SourceType>
+    <b:Guid>{1BD8F27E-ACAE-4A72-A6A2-DB7078A4247C}</b:Guid>
+    <b:Author>
+      <b:Author>
+        <b:NameList>
+          <b:Person>
+            <b:Last>Poggi</b:Last>
+            <b:First>Pablo</b:First>
+          </b:Person>
+        </b:NameList>
+      </b:Author>
+    </b:Author>
+    <b:Title>Difusión DF</b:Title>
+    <b:Year>2020</b:Year>
+    <b:Month>09</b:Month>
+    <b:Day>28</b:Day>
+    <b:URL>http://difusion.df.uba.ar/ConectarIgualdad/planilla%20de%20calculo.pdf</b:URL>
+    <b:RefOrder>6</b:RefOrder>
+  </b:Source>
+</b:Sources>
+</file>
+
+<file path=customXml/item4.xml><?xml version="1.0" encoding="utf-8"?>
+<?mso-contentType ?>
+<FormTemplates xmlns="http://schemas.microsoft.com/sharepoint/v3/contenttype/forms">
+  <Display>DocumentLibraryForm</Display>
+  <Edit>DocumentLibraryForm</Edit>
+  <New>DocumentLibraryForm</New>
+</FormTemplates>
+</file>
+
+<file path=customXml/item5.xml><?xml version="1.0" encoding="utf-8"?>
+<p:properties xmlns:p="http://schemas.microsoft.com/office/2006/metadata/properties" xmlns:xsi="http://www.w3.org/2001/XMLSchema-instance" xmlns:pc="http://schemas.microsoft.com/office/infopath/2007/PartnerControls">
+  <documentManagement>
+    <lcf76f155ced4ddcb4097134ff3c332f xmlns="f9d6f6a8-4c53-4eb2-bc43-5970dc157c21">
+      <Terms xmlns="http://schemas.microsoft.com/office/infopath/2007/PartnerControls"/>
+    </lcf76f155ced4ddcb4097134ff3c332f>
+    <Prueba xmlns="f9d6f6a8-4c53-4eb2-bc43-5970dc157c21" xsi:nil="true"/>
+    <Estado xmlns="f9d6f6a8-4c53-4eb2-bc43-5970dc157c21" xsi:nil="true"/>
+    <TaxCatchAll xmlns="cde5a5e2-932b-4139-8354-a8de2ed6db86" xsi:nil="true"/>
+    <Fecha_x0020__x00fa_ltimo_x0020_recurso xmlns="f9d6f6a8-4c53-4eb2-bc43-5970dc157c21" xsi:nil="true"/>
+    <_Flow_SignoffStatus xmlns="f9d6f6a8-4c53-4eb2-bc43-5970dc157c21" xsi:nil="true"/>
+  </documentManagement>
+</p:properties>
+</file>
+
 <file path=customXml/itemProps1.xml><?xml version="1.0" encoding="utf-8"?>
 <ds:datastoreItem xmlns:ds="http://schemas.openxmlformats.org/officeDocument/2006/customXml" ds:itemID="{55AF091B-3C7A-41E3-B477-F2FDAA23CFDA}">
   <ds:schemaRefs>
@@ -12237,33 +12345,6 @@
 </file>
 
 <file path=customXml/itemProps2.xml><?xml version="1.0" encoding="utf-8"?>
-<ds:datastoreItem xmlns:ds="http://schemas.openxmlformats.org/officeDocument/2006/customXml" ds:itemID="{6593AE01-2D0B-457F-B235-F72C3C6C9419}">
-  <ds:schemaRefs>
-    <ds:schemaRef ds:uri="http://schemas.microsoft.com/office/2006/metadata/properties"/>
-    <ds:schemaRef ds:uri="http://schemas.microsoft.com/office/infopath/2007/PartnerControls"/>
-    <ds:schemaRef ds:uri="f9d6f6a8-4c53-4eb2-bc43-5970dc157c21"/>
-    <ds:schemaRef ds:uri="cde5a5e2-932b-4139-8354-a8de2ed6db86"/>
-  </ds:schemaRefs>
-</ds:datastoreItem>
-</file>
-
-<file path=customXml/itemProps3.xml><?xml version="1.0" encoding="utf-8"?>
-<ds:datastoreItem xmlns:ds="http://schemas.openxmlformats.org/officeDocument/2006/customXml" ds:itemID="{7AE20836-165E-4F1C-BCD3-15D8D6C1D9BA}">
-  <ds:schemaRefs>
-    <ds:schemaRef ds:uri="http://schemas.microsoft.com/sharepoint/v3/contenttype/forms"/>
-  </ds:schemaRefs>
-</ds:datastoreItem>
-</file>
-
-<file path=customXml/itemProps4.xml><?xml version="1.0" encoding="utf-8"?>
-<ds:datastoreItem xmlns:ds="http://schemas.openxmlformats.org/officeDocument/2006/customXml" ds:itemID="{A491335A-2C48-5D43-BA4A-E90AEAB96D02}">
-  <ds:schemaRefs>
-    <ds:schemaRef ds:uri="http://schemas.openxmlformats.org/officeDocument/2006/bibliography"/>
-  </ds:schemaRefs>
-</ds:datastoreItem>
-</file>
-
-<file path=customXml/itemProps5.xml><?xml version="1.0" encoding="utf-8"?>
 <ds:datastoreItem xmlns:ds="http://schemas.openxmlformats.org/officeDocument/2006/customXml" ds:itemID="{4B0B31D8-A0EF-4971-B122-1CE17CFFBBAE}">
   <ds:schemaRefs>
     <ds:schemaRef ds:uri="http://schemas.microsoft.com/office/2006/metadata/contentType"/>
@@ -12280,4 +12361,31 @@
     <ds:schemaRef ds:uri="http://schemas.microsoft.com/internal/obd"/>
   </ds:schemaRefs>
 </ds:datastoreItem>
+</file>
+
+<file path=customXml/itemProps3.xml><?xml version="1.0" encoding="utf-8"?>
+<ds:datastoreItem xmlns:ds="http://schemas.openxmlformats.org/officeDocument/2006/customXml" ds:itemID="{A491335A-2C48-5D43-BA4A-E90AEAB96D02}">
+  <ds:schemaRefs>
+    <ds:schemaRef ds:uri="http://schemas.openxmlformats.org/officeDocument/2006/bibliography"/>
+  </ds:schemaRefs>
+</ds:datastoreItem>
+</file>
+
+<file path=customXml/itemProps4.xml><?xml version="1.0" encoding="utf-8"?>
+<ds:datastoreItem xmlns:ds="http://schemas.openxmlformats.org/officeDocument/2006/customXml" ds:itemID="{7AE20836-165E-4F1C-BCD3-15D8D6C1D9BA}">
+  <ds:schemaRefs>
+    <ds:schemaRef ds:uri="http://schemas.microsoft.com/sharepoint/v3/contenttype/forms"/>
+  </ds:schemaRefs>
+</ds:datastoreItem>
+</file>
+
+<file path=customXml/itemProps5.xml><?xml version="1.0" encoding="utf-8"?>
+<ds:datastoreItem xmlns:ds="http://schemas.openxmlformats.org/officeDocument/2006/customXml" ds:itemID="{6593AE01-2D0B-457F-B235-F72C3C6C9419}">
+  <ds:schemaRefs>
+    <ds:schemaRef ds:uri="http://schemas.microsoft.com/office/2006/metadata/properties"/>
+    <ds:schemaRef ds:uri="http://schemas.microsoft.com/office/infopath/2007/PartnerControls"/>
+    <ds:schemaRef ds:uri="f9d6f6a8-4c53-4eb2-bc43-5970dc157c21"/>
+    <ds:schemaRef ds:uri="cde5a5e2-932b-4139-8354-a8de2ed6db86"/>
+  </ds:schemaRefs>
+</ds:datastoreItem>
 </file>